--- a/data/exports/aldehydes-ketones-and-carboxylic-acids_revision_notes.docx
+++ b/data/exports/aldehydes-ketones-and-carboxylic-acids_revision_notes.docx
@@ -189,7 +189,7 @@
                 <w:color w:val="2D3748"/>
                 <w:sz w:val="19"/>
               </w:rPr>
-              <w:t>Aldehydes Ketones And Carboxylic Acids - Core Application</w:t>
+              <w:t>Oxidation, Reduction &amp; Identification Tests</w:t>
             </w:r>
           </w:p>
         </w:tc>
@@ -209,7 +209,7 @@
               <w:rPr>
                 <w:sz w:val="19"/>
               </w:rPr>
-              <w:t>178 PYQs</w:t>
+              <w:t>94 PYQs</w:t>
             </w:r>
           </w:p>
         </w:tc>
@@ -230,7 +230,94 @@
                 <w:color w:val="718096"/>
                 <w:sz w:val="19"/>
               </w:rPr>
-              <w:t>General Concept</w:t>
+              <w:t>Tests &amp; Reductions</w:t>
+            </w:r>
+          </w:p>
+        </w:tc>
+      </w:tr>
+      <w:tr>
+        <w:tc>
+          <w:tcPr>
+            <w:tcW w:type="dxa" w:w="2160"/>
+            <w:shd w:fill="FFFFFF"/>
+            <w:tcMar>
+              <w:top w:w="80" w:type="dxa"/>
+              <w:bottom w:w="80" w:type="dxa"/>
+              <w:left w:w="150" w:type="dxa"/>
+              <w:right w:w="150" w:type="dxa"/>
+            </w:tcMar>
+          </w:tcPr>
+          <w:p>
+            <w:r>
+              <w:rPr>
+                <w:b/>
+                <w:color w:val="C53030"/>
+                <w:sz w:val="19"/>
+              </w:rPr>
+              <w:t>Very High</w:t>
+            </w:r>
+          </w:p>
+        </w:tc>
+        <w:tc>
+          <w:tcPr>
+            <w:tcW w:type="dxa" w:w="4320"/>
+            <w:shd w:fill="FFFFFF"/>
+            <w:tcMar>
+              <w:top w:w="80" w:type="dxa"/>
+              <w:bottom w:w="80" w:type="dxa"/>
+              <w:left w:w="150" w:type="dxa"/>
+              <w:right w:w="150" w:type="dxa"/>
+            </w:tcMar>
+          </w:tcPr>
+          <w:p>
+            <w:r>
+              <w:rPr>
+                <w:b/>
+                <w:color w:val="2D3748"/>
+                <w:sz w:val="19"/>
+              </w:rPr>
+              <w:t>Nucleophilic Addition &amp; Carbonyl Condensation</w:t>
+            </w:r>
+          </w:p>
+        </w:tc>
+        <w:tc>
+          <w:tcPr>
+            <w:tcW w:type="dxa" w:w="1728"/>
+            <w:shd w:fill="FFFFFF"/>
+            <w:tcMar>
+              <w:top w:w="80" w:type="dxa"/>
+              <w:bottom w:w="80" w:type="dxa"/>
+              <w:left w:w="150" w:type="dxa"/>
+              <w:right w:w="150" w:type="dxa"/>
+            </w:tcMar>
+          </w:tcPr>
+          <w:p>
+            <w:r>
+              <w:rPr>
+                <w:sz w:val="19"/>
+              </w:rPr>
+              <w:t>89 PYQs</w:t>
+            </w:r>
+          </w:p>
+        </w:tc>
+        <w:tc>
+          <w:tcPr>
+            <w:tcW w:type="dxa" w:w="1872"/>
+            <w:shd w:fill="FFFFFF"/>
+            <w:tcMar>
+              <w:top w:w="80" w:type="dxa"/>
+              <w:bottom w:w="80" w:type="dxa"/>
+              <w:left w:w="150" w:type="dxa"/>
+              <w:right w:w="150" w:type="dxa"/>
+            </w:tcMar>
+          </w:tcPr>
+          <w:p>
+            <w:r>
+              <w:rPr>
+                <w:color w:val="718096"/>
+                <w:sz w:val="19"/>
+              </w:rPr>
+              <w:t>Carbonyl Reactions</w:t>
             </w:r>
           </w:p>
         </w:tc>
@@ -311,6 +398,98 @@
           </w:p>
         </w:tc>
       </w:tr>
+      <w:tr>
+        <w:tc>
+          <w:tcPr>
+            <w:tcW w:type="dxa" w:w="3600"/>
+            <w:shd w:fill="F7FAFC"/>
+            <w:tcMar>
+              <w:top w:w="100" w:type="dxa"/>
+              <w:bottom w:w="100" w:type="dxa"/>
+              <w:left w:w="150" w:type="dxa"/>
+              <w:right w:w="150" w:type="dxa"/>
+            </w:tcMar>
+          </w:tcPr>
+          <w:p>
+            <w:r>
+              <w:rPr>
+                <w:b/>
+                <w:color w:val="1A365D"/>
+                <w:sz w:val="19"/>
+              </w:rPr>
+              <w:t>Oxidation, Reduction &amp; Identification Tests</w:t>
+            </w:r>
+          </w:p>
+        </w:tc>
+        <w:tc>
+          <w:tcPr>
+            <w:tcW w:type="dxa" w:w="6480"/>
+            <w:shd w:fill="F7FAFC"/>
+            <w:tcMar>
+              <w:top w:w="100" w:type="dxa"/>
+              <w:bottom w:w="100" w:type="dxa"/>
+              <w:left w:w="150" w:type="dxa"/>
+              <w:right w:w="150" w:type="dxa"/>
+            </w:tcMar>
+          </w:tcPr>
+          <w:p>
+            <w:r>
+              <w:rPr>
+                <w:rFonts w:ascii="Cambria Math" w:hAnsi="Cambria Math"/>
+                <w:color w:val="2D3748"/>
+                <w:sz w:val="19"/>
+              </w:rPr>
+              <w:t>\text{Iodoform test is positive for } \text{CH}_3\text{CO-} \text{ or } \text{CH}_3\text{CH(OH)- groups} \implies \text{CHI}_3 \text{ (yellow ppt)}</w:t>
+            </w:r>
+          </w:p>
+        </w:tc>
+      </w:tr>
+      <w:tr>
+        <w:tc>
+          <w:tcPr>
+            <w:tcW w:type="dxa" w:w="3600"/>
+            <w:shd w:fill="FFFFFF"/>
+            <w:tcMar>
+              <w:top w:w="100" w:type="dxa"/>
+              <w:bottom w:w="100" w:type="dxa"/>
+              <w:left w:w="150" w:type="dxa"/>
+              <w:right w:w="150" w:type="dxa"/>
+            </w:tcMar>
+          </w:tcPr>
+          <w:p>
+            <w:r>
+              <w:rPr>
+                <w:b/>
+                <w:color w:val="1A365D"/>
+                <w:sz w:val="19"/>
+              </w:rPr>
+              <w:t>Nucleophilic Addition &amp; Carbonyl Condensation</w:t>
+            </w:r>
+          </w:p>
+        </w:tc>
+        <w:tc>
+          <w:tcPr>
+            <w:tcW w:type="dxa" w:w="6480"/>
+            <w:shd w:fill="FFFFFF"/>
+            <w:tcMar>
+              <w:top w:w="100" w:type="dxa"/>
+              <w:bottom w:w="100" w:type="dxa"/>
+              <w:left w:w="150" w:type="dxa"/>
+              <w:right w:w="150" w:type="dxa"/>
+            </w:tcMar>
+          </w:tcPr>
+          <w:p>
+            <w:r>
+              <w:rPr>
+                <w:rFonts w:ascii="Cambria Math" w:hAnsi="Cambria Math"/>
+                <w:color w:val="2D3748"/>
+                <w:sz w:val="19"/>
+              </w:rPr>
+              <w:t>\text{Aldol: Requires } \alpha\text{-H} \to \alpha,\beta\text{-unsaturated carbonyl}, \quad \text{Cannizzaro: No } \alpha\text{-H} \to \text{Alcohol} + \text{Carboxylate salt}</w:t>
+            </w:r>
+          </w:p>
+        </w:tc>
+      </w:tr>
     </w:tbl>
     <w:p>
       <w:pPr>
@@ -338,7 +517,7 @@
           <w:color w:val="2B6CB0"/>
           <w:sz w:val="24"/>
         </w:rPr>
-        <w:t>3.1 Aldehydes Ketones And Carboxylic Acids - Core Application (Very High Yield — 178 PYQs)</w:t>
+        <w:t>3.1 Oxidation, Reduction &amp; Identification Tests (Very High Yield — 94 PYQs)</w:t>
       </w:r>
     </w:p>
     <w:p>
@@ -353,7 +532,7 @@
         <w:rPr>
           <w:sz w:val="20"/>
         </w:rPr>
-        <w:t>Key problem pattern in Aldehydes Ketones And Carboxylic Acids.</w:t>
+        <w:t>Silver mirror Tollens' test, Fehling's cuprous reduction, yellow iodoform precipitation, Clemmensen (Zn-Hg/HCl), and Wolff-Kishner (NH_2NH_2/KOH) carbonyl deoxygenation.</w:t>
       </w:r>
     </w:p>
     <w:tbl>
@@ -391,7 +570,7 @@
                 <w:color w:val="2D3748"/>
                 <w:sz w:val="19"/>
               </w:rPr>
-              <w:t>Watch for algebraic and sign errors.</w:t>
+              <w:t>Benzaldehyde reduces Tollens' reagent to give silver mirror, but does NOT reduce Fehling's solution!</w:t>
             </w:r>
           </w:p>
         </w:tc>
@@ -432,7 +611,7 @@
                 <w:color w:val="2D3748"/>
                 <w:sz w:val="19"/>
               </w:rPr>
-              <w:t>Verify dimensions and boundary conditions.</w:t>
+              <w:t>Clemmensen reduction is suitable for acid-stable compounds. For acid-sensitive carbonyls, use Wolff-Kishner reduction (basic medium).</w:t>
             </w:r>
           </w:p>
         </w:tc>
@@ -522,6 +701,214 @@
           <w:sz w:val="18"/>
         </w:rPr>
         <w:t xml:space="preserve">"A molecule (X) with following structure under mild acidic condition is hydrolysed to produce (Y) and (Z). Identify the correct statements ab..."  </w:t>
+      </w:r>
+      <w:r>
+        <w:rPr>
+          <w:b/>
+          <w:color w:val="2B6CB0"/>
+          <w:sz w:val="18"/>
+        </w:rPr>
+        <w:t>[Ans: N/A]</w:t>
+      </w:r>
+    </w:p>
+    <w:p>
+      <w:pPr>
+        <w:spacing w:after="120"/>
+      </w:pPr>
+    </w:p>
+    <w:p>
+      <w:pPr>
+        <w:pStyle w:val="Heading2"/>
+      </w:pPr>
+      <w:r>
+        <w:rPr>
+          <w:color w:val="2B6CB0"/>
+          <w:sz w:val="24"/>
+        </w:rPr>
+        <w:t>3.2 Nucleophilic Addition &amp; Carbonyl Condensation (Very High Yield — 89 PYQs)</w:t>
+      </w:r>
+    </w:p>
+    <w:p>
+      <w:r>
+        <w:rPr>
+          <w:b/>
+          <w:sz w:val="20"/>
+        </w:rPr>
+        <w:t xml:space="preserve">Core Principle: </w:t>
+      </w:r>
+      <w:r>
+        <w:rPr>
+          <w:sz w:val="20"/>
+        </w:rPr>
+        <w:t>Reversible nucleophilic additions, Aldol condensation mechanism, and Cannizzaro disproportionation of non-enolizable aldehydes.</w:t>
+      </w:r>
+    </w:p>
+    <w:tbl>
+      <w:tblPr>
+        <w:tblW w:type="auto" w:w="0"/>
+        <w:jc w:val="center"/>
+        <w:tblLook w:firstColumn="1" w:firstRow="1" w:lastColumn="0" w:lastRow="0" w:noHBand="0" w:noVBand="1" w:val="04A0"/>
+      </w:tblPr>
+      <w:tblGrid>
+        <w:gridCol w:w="10080"/>
+      </w:tblGrid>
+      <w:tr>
+        <w:tc>
+          <w:tcPr>
+            <w:tcW w:type="dxa" w:w="10080"/>
+            <w:shd w:fill="FFF5F5"/>
+            <w:tcMar>
+              <w:top w:w="100" w:type="dxa"/>
+              <w:bottom w:w="100" w:type="dxa"/>
+              <w:left w:w="150" w:type="dxa"/>
+              <w:right w:w="150" w:type="dxa"/>
+            </w:tcMar>
+          </w:tcPr>
+          <w:p>
+            <w:r>
+              <w:rPr>
+                <w:b/>
+                <w:color w:val="C53030"/>
+                <w:sz w:val="19"/>
+              </w:rPr>
+              <w:t xml:space="preserve">⚠️ Common Trap / JEE Pitfall: </w:t>
+            </w:r>
+            <w:r>
+              <w:rPr>
+                <w:color w:val="2D3748"/>
+                <w:sz w:val="19"/>
+              </w:rPr>
+              <w:t>Benzaldehyde and Formaldehyde lack α-hydrogen atoms, so they undergo CANNIZZARO reaction with concentrated NaOH, NOT Aldol condensation!</w:t>
+            </w:r>
+          </w:p>
+        </w:tc>
+      </w:tr>
+    </w:tbl>
+    <w:tbl>
+      <w:tblPr>
+        <w:tblW w:type="auto" w:w="0"/>
+        <w:jc w:val="center"/>
+        <w:tblLook w:firstColumn="1" w:firstRow="1" w:lastColumn="0" w:lastRow="0" w:noHBand="0" w:noVBand="1" w:val="04A0"/>
+      </w:tblPr>
+      <w:tblGrid>
+        <w:gridCol w:w="10080"/>
+      </w:tblGrid>
+      <w:tr>
+        <w:tc>
+          <w:tcPr>
+            <w:tcW w:type="dxa" w:w="10080"/>
+            <w:shd w:fill="F0FFF4"/>
+            <w:tcMar>
+              <w:top w:w="100" w:type="dxa"/>
+              <w:bottom w:w="100" w:type="dxa"/>
+              <w:left w:w="150" w:type="dxa"/>
+              <w:right w:w="150" w:type="dxa"/>
+            </w:tcMar>
+          </w:tcPr>
+          <w:p>
+            <w:r>
+              <w:rPr>
+                <w:b/>
+                <w:color w:val="276749"/>
+                <w:sz w:val="19"/>
+              </w:rPr>
+              <w:t xml:space="preserve">💡 Speed Hack / Trick: </w:t>
+            </w:r>
+            <w:r>
+              <w:rPr>
+                <w:color w:val="2D3748"/>
+                <w:sz w:val="19"/>
+              </w:rPr>
+              <w:t>Reactivity toward nucleophilic addition: HCHO &gt; CH_3CHO &gt; CH_3COCH_3 (decreases with steric crowding and +I electron donation).</w:t>
+            </w:r>
+          </w:p>
+        </w:tc>
+      </w:tr>
+    </w:tbl>
+    <w:p>
+      <w:pPr>
+        <w:spacing w:before="120" w:after="40"/>
+      </w:pPr>
+      <w:r>
+        <w:rPr>
+          <w:b/>
+          <w:color w:val="1A365D"/>
+          <w:sz w:val="19"/>
+        </w:rPr>
+        <w:t>Source PYQs testing this concept:</w:t>
+      </w:r>
+    </w:p>
+    <w:p>
+      <w:pPr>
+        <w:pStyle w:val="ListBullet"/>
+        <w:spacing w:after="40"/>
+      </w:pPr>
+      <w:r>
+        <w:rPr>
+          <w:b/>
+          <w:sz w:val="18"/>
+        </w:rPr>
+        <w:t xml:space="preserve">[2026 Evening Shift] Q#1 (MCQ): </w:t>
+      </w:r>
+      <w:r>
+        <w:rPr>
+          <w:sz w:val="18"/>
+        </w:rPr>
+        <w:t xml:space="preserve">"Iodoform test can differentiate between A. Methanol and Ethanol B. CH_(3)COOH and CH_(3)CH_(2)COOH C. Cyclohexene and cyclohexanone D. D..."  </w:t>
+      </w:r>
+      <w:r>
+        <w:rPr>
+          <w:b/>
+          <w:color w:val="2B6CB0"/>
+          <w:sz w:val="18"/>
+        </w:rPr>
+        <w:t>[Ans: N/A]</w:t>
+      </w:r>
+    </w:p>
+    <w:p>
+      <w:pPr>
+        <w:pStyle w:val="ListBullet"/>
+        <w:spacing w:after="40"/>
+      </w:pPr>
+      <w:r>
+        <w:rPr>
+          <w:b/>
+          <w:sz w:val="18"/>
+        </w:rPr>
+        <w:t xml:space="preserve">[2026 Evening Shift] Q#2 (MCQ): </w:t>
+      </w:r>
+      <w:r>
+        <w:rPr>
+          <w:sz w:val="18"/>
+        </w:rPr>
+        <w:t xml:space="preserve">"' x ' is the product which is obtained by the hydrolysis of prop-1-yne in the presence of mercuric sulphate under dilute acidic medium at ..."  </w:t>
+      </w:r>
+      <w:r>
+        <w:rPr>
+          <w:b/>
+          <w:color w:val="2B6CB0"/>
+          <w:sz w:val="18"/>
+        </w:rPr>
+        <w:t>[Ans: N/A]</w:t>
+      </w:r>
+    </w:p>
+    <w:p>
+      <w:pPr>
+        <w:pStyle w:val="ListBullet"/>
+        <w:spacing w:after="40"/>
+      </w:pPr>
+      <w:r>
+        <w:rPr>
+          <w:b/>
+          <w:sz w:val="18"/>
+        </w:rPr>
+        <w:t xml:space="preserve">[2026 Evening Shift] Q#2 (MCQ): </w:t>
+      </w:r>
+      <w:r>
+        <w:rPr>
+          <w:sz w:val="18"/>
+        </w:rPr>
+        <w:t xml:space="preserve">"Given below are two statements: Statement I : The condensation reaction between CH_(3)-CH=O and under optimum pH will produce Statement II..."  </w:t>
       </w:r>
       <w:r>
         <w:rPr>
@@ -662,6 +1049,129 @@
               <w:t>Solution Analysis:</w:t>
               <w:br/>
               <w:t>A reagent is NH_(2)NH_(2),KOH (hydrazine in strong base). This is used to reduce aldehydes/ketones to hydrocarbons by Wolff–Kishner reduction . So, A → III . B reagent is Ag(NH_(3))_(2)OH (ammoniacal silver nitrate). This gives silver mirror with aldehydes: Tollen’s test . So, B → I . C reagent is aqueous CuSO_(4) + sodium potassium tartrate (Rochelle salt) + KOH ; together they form Fehling’s solution , used in Fehling’s test for aldehydes (red Cu_(2)O ppt). So, C → IV . D reagent is Zn – Hg,HCl which reduces carbonyl group to -CH_(2)- in acidic medium: Clemmensen reduction . So, D → II . Hence the correct matching is: A-III,B-I,C-IV,D-II Correct option: B .</w:t>
+            </w:r>
+          </w:p>
+        </w:tc>
+      </w:tr>
+    </w:tbl>
+    <w:p>
+      <w:pPr>
+        <w:spacing w:after="120"/>
+      </w:pPr>
+    </w:p>
+    <w:p>
+      <w:pPr>
+        <w:spacing w:before="160" w:after="40"/>
+      </w:pPr>
+      <w:r>
+        <w:rPr>
+          <w:b/>
+          <w:color w:val="1A365D"/>
+          <w:sz w:val="22"/>
+        </w:rPr>
+        <w:t>Benchmark Problem 2: JEE Main 2026 (Online) 24th January Evening Shift (Q#4)</w:t>
+      </w:r>
+    </w:p>
+    <w:p>
+      <w:pPr>
+        <w:spacing w:after="80"/>
+      </w:pPr>
+      <w:r>
+        <w:rPr>
+          <w:sz w:val="20"/>
+        </w:rPr>
+        <w:t>Given below are two statements : Statement I : Cross aldol condensation between two different aldehydes will always produce four different products. Statement II : When semicarbazide reacts with a mixture of benzaldehyde and acetophenone under optimum pH , it forms a condensation product with acetophenone only. In the light of the above statements, choose the correct answer from the options given below</w:t>
+      </w:r>
+    </w:p>
+    <w:p>
+      <w:pPr>
+        <w:pStyle w:val="ListBullet"/>
+        <w:spacing w:after="20"/>
+      </w:pPr>
+      <w:r>
+        <w:rPr>
+          <w:sz w:val="19"/>
+        </w:rPr>
+        <w:t>(A) Statement I is true but Statement II is false</w:t>
+      </w:r>
+    </w:p>
+    <w:p>
+      <w:pPr>
+        <w:pStyle w:val="ListBullet"/>
+        <w:spacing w:after="20"/>
+      </w:pPr>
+      <w:r>
+        <w:rPr>
+          <w:b/>
+          <w:color w:val="276749"/>
+          <w:sz w:val="19"/>
+        </w:rPr>
+        <w:t>(B) Both Statement I and Statement II are false</w:t>
+      </w:r>
+    </w:p>
+    <w:p>
+      <w:pPr>
+        <w:pStyle w:val="ListBullet"/>
+        <w:spacing w:after="20"/>
+      </w:pPr>
+      <w:r>
+        <w:rPr>
+          <w:sz w:val="19"/>
+        </w:rPr>
+        <w:t>(C) Both Statement I and Statement II are true</w:t>
+      </w:r>
+    </w:p>
+    <w:p>
+      <w:pPr>
+        <w:pStyle w:val="ListBullet"/>
+        <w:spacing w:after="20"/>
+      </w:pPr>
+      <w:r>
+        <w:rPr>
+          <w:sz w:val="19"/>
+        </w:rPr>
+        <w:t>(D) Statement I is false but Statement II is true</w:t>
+      </w:r>
+    </w:p>
+    <w:tbl>
+      <w:tblPr>
+        <w:tblW w:type="auto" w:w="0"/>
+        <w:jc w:val="center"/>
+        <w:tblLook w:firstColumn="1" w:firstRow="1" w:lastColumn="0" w:lastRow="0" w:noHBand="0" w:noVBand="1" w:val="04A0"/>
+      </w:tblPr>
+      <w:tblGrid>
+        <w:gridCol w:w="10080"/>
+      </w:tblGrid>
+      <w:tr>
+        <w:tc>
+          <w:tcPr>
+            <w:tcW w:type="dxa" w:w="10080"/>
+            <w:shd w:fill="F7FAFC"/>
+            <w:tcMar>
+              <w:top w:w="100" w:type="dxa"/>
+              <w:bottom w:w="100" w:type="dxa"/>
+              <w:left w:w="150" w:type="dxa"/>
+              <w:right w:w="150" w:type="dxa"/>
+            </w:tcMar>
+          </w:tcPr>
+          <w:p>
+            <w:r>
+              <w:rPr>
+                <w:b/>
+                <w:color w:val="1A365D"/>
+                <w:sz w:val="19"/>
+              </w:rPr>
+              <w:t>Correct Answer: B</w:t>
+              <w:br/>
+            </w:r>
+            <w:r>
+              <w:rPr>
+                <w:color w:val="2D3748"/>
+                <w:sz w:val="18"/>
+              </w:rPr>
+              <w:t>Solution Analysis:</w:t>
+              <w:br/>
+              <w:t>Statement I: False. A crossed aldol between two different aldehydes gives four products only in the uncontrolled case when both aldehydes have α‑H (2 self‑aldols + 2 crossed). It is not “always” : e.g., benzaldehyde (no α‑H) cannot self‑aldol, so fewer products result; and under controlled conditions you can also avoid mixtures. Statement II: False. Semicarbazide forms semicarbazones with both aldehydes and ketones , and aldehydes (benzaldehyde) generally react faster than ketones (acetophenone) under the usual “optimum pH” conditions. So it will not give a condensation product with acetophenone only . Correct option: B — Both Statement I and Statement II are false.</w:t>
             </w:r>
           </w:p>
         </w:tc>

--- a/data/exports/aldehydes-ketones-and-carboxylic-acids_revision_notes.docx
+++ b/data/exports/aldehydes-ketones-and-carboxylic-acids_revision_notes.docx
@@ -189,7 +189,7 @@
                 <w:color w:val="2D3748"/>
                 <w:sz w:val="19"/>
               </w:rPr>
-              <w:t>Oxidation, Reduction &amp; Identification Tests</w:t>
+              <w:t>Nucleophilic Addition &amp; Carbonyl Condensation</w:t>
             </w:r>
           </w:p>
         </w:tc>
@@ -209,7 +209,7 @@
               <w:rPr>
                 <w:sz w:val="19"/>
               </w:rPr>
-              <w:t>94 PYQs</w:t>
+              <w:t>120 PYQs</w:t>
             </w:r>
           </w:p>
         </w:tc>
@@ -230,7 +230,7 @@
                 <w:color w:val="718096"/>
                 <w:sz w:val="19"/>
               </w:rPr>
-              <w:t>Tests &amp; Reductions</w:t>
+              <w:t>Carbonyl Reactions</w:t>
             </w:r>
           </w:p>
         </w:tc>
@@ -276,7 +276,7 @@
                 <w:color w:val="2D3748"/>
                 <w:sz w:val="19"/>
               </w:rPr>
-              <w:t>Nucleophilic Addition &amp; Carbonyl Condensation</w:t>
+              <w:t>Oxidation, Reduction &amp; Identification Tests</w:t>
             </w:r>
           </w:p>
         </w:tc>
@@ -296,7 +296,7 @@
               <w:rPr>
                 <w:sz w:val="19"/>
               </w:rPr>
-              <w:t>89 PYQs</w:t>
+              <w:t>59 PYQs</w:t>
             </w:r>
           </w:p>
         </w:tc>
@@ -317,7 +317,7 @@
                 <w:color w:val="718096"/>
                 <w:sz w:val="19"/>
               </w:rPr>
-              <w:t>Carbonyl Reactions</w:t>
+              <w:t>Tests &amp; Reductions</w:t>
             </w:r>
           </w:p>
         </w:tc>
@@ -417,7 +417,7 @@
                 <w:color w:val="1A365D"/>
                 <w:sz w:val="19"/>
               </w:rPr>
-              <w:t>Oxidation, Reduction &amp; Identification Tests</w:t>
+              <w:t>Nucleophilic Addition &amp; Carbonyl Condensation</w:t>
             </w:r>
           </w:p>
         </w:tc>
@@ -439,7 +439,7 @@
                 <w:color w:val="2D3748"/>
                 <w:sz w:val="19"/>
               </w:rPr>
-              <w:t>\text{Iodoform test is positive for } \text{CH}_3\text{CO-} \text{ or } \text{CH}_3\text{CH(OH)- groups} \implies \text{CHI}_3 \text{ (yellow ppt)}</w:t>
+              <w:t>\text{Aldol: Requires } \alpha\text{-H} \to \alpha,\beta\text{-unsaturated carbonyl}, \quad \text{Cannizzaro: No } \alpha\text{-H} \to \text{Alcohol} + \text{Carboxylate salt}</w:t>
             </w:r>
           </w:p>
         </w:tc>
@@ -463,7 +463,7 @@
                 <w:color w:val="1A365D"/>
                 <w:sz w:val="19"/>
               </w:rPr>
-              <w:t>Nucleophilic Addition &amp; Carbonyl Condensation</w:t>
+              <w:t>Oxidation, Reduction &amp; Identification Tests</w:t>
             </w:r>
           </w:p>
         </w:tc>
@@ -485,7 +485,7 @@
                 <w:color w:val="2D3748"/>
                 <w:sz w:val="19"/>
               </w:rPr>
-              <w:t>\text{Aldol: Requires } \alpha\text{-H} \to \alpha,\beta\text{-unsaturated carbonyl}, \quad \text{Cannizzaro: No } \alpha\text{-H} \to \text{Alcohol} + \text{Carboxylate salt}</w:t>
+              <w:t>\text{Iodoform test is positive for } \text{CH}_3\text{CO-} \text{ or } \text{CH}_3\text{CH(OH)- groups} \implies \text{CHI}_3 \text{ (yellow ppt)}</w:t>
             </w:r>
           </w:p>
         </w:tc>
@@ -517,7 +517,215 @@
           <w:color w:val="2B6CB0"/>
           <w:sz w:val="24"/>
         </w:rPr>
-        <w:t>3.1 Oxidation, Reduction &amp; Identification Tests (Very High Yield — 94 PYQs)</w:t>
+        <w:t>3.1 Nucleophilic Addition &amp; Carbonyl Condensation (Very High Yield — 120 PYQs)</w:t>
+      </w:r>
+    </w:p>
+    <w:p>
+      <w:r>
+        <w:rPr>
+          <w:b/>
+          <w:sz w:val="20"/>
+        </w:rPr>
+        <w:t xml:space="preserve">Core Principle: </w:t>
+      </w:r>
+      <w:r>
+        <w:rPr>
+          <w:sz w:val="20"/>
+        </w:rPr>
+        <w:t>Reversible nucleophilic additions, Aldol condensation mechanism, and Cannizzaro disproportionation of non-enolizable aldehydes.</w:t>
+      </w:r>
+    </w:p>
+    <w:tbl>
+      <w:tblPr>
+        <w:tblW w:type="auto" w:w="0"/>
+        <w:jc w:val="center"/>
+        <w:tblLook w:firstColumn="1" w:firstRow="1" w:lastColumn="0" w:lastRow="0" w:noHBand="0" w:noVBand="1" w:val="04A0"/>
+      </w:tblPr>
+      <w:tblGrid>
+        <w:gridCol w:w="10080"/>
+      </w:tblGrid>
+      <w:tr>
+        <w:tc>
+          <w:tcPr>
+            <w:tcW w:type="dxa" w:w="10080"/>
+            <w:shd w:fill="FFF5F5"/>
+            <w:tcMar>
+              <w:top w:w="100" w:type="dxa"/>
+              <w:bottom w:w="100" w:type="dxa"/>
+              <w:left w:w="150" w:type="dxa"/>
+              <w:right w:w="150" w:type="dxa"/>
+            </w:tcMar>
+          </w:tcPr>
+          <w:p>
+            <w:r>
+              <w:rPr>
+                <w:b/>
+                <w:color w:val="C53030"/>
+                <w:sz w:val="19"/>
+              </w:rPr>
+              <w:t xml:space="preserve">⚠️ Common Trap / JEE Pitfall: </w:t>
+            </w:r>
+            <w:r>
+              <w:rPr>
+                <w:color w:val="2D3748"/>
+                <w:sz w:val="19"/>
+              </w:rPr>
+              <w:t>Benzaldehyde and Formaldehyde lack α-hydrogen atoms, so they undergo CANNIZZARO reaction with concentrated NaOH, NOT Aldol condensation!</w:t>
+            </w:r>
+          </w:p>
+        </w:tc>
+      </w:tr>
+    </w:tbl>
+    <w:tbl>
+      <w:tblPr>
+        <w:tblW w:type="auto" w:w="0"/>
+        <w:jc w:val="center"/>
+        <w:tblLook w:firstColumn="1" w:firstRow="1" w:lastColumn="0" w:lastRow="0" w:noHBand="0" w:noVBand="1" w:val="04A0"/>
+      </w:tblPr>
+      <w:tblGrid>
+        <w:gridCol w:w="10080"/>
+      </w:tblGrid>
+      <w:tr>
+        <w:tc>
+          <w:tcPr>
+            <w:tcW w:type="dxa" w:w="10080"/>
+            <w:shd w:fill="F0FFF4"/>
+            <w:tcMar>
+              <w:top w:w="100" w:type="dxa"/>
+              <w:bottom w:w="100" w:type="dxa"/>
+              <w:left w:w="150" w:type="dxa"/>
+              <w:right w:w="150" w:type="dxa"/>
+            </w:tcMar>
+          </w:tcPr>
+          <w:p>
+            <w:r>
+              <w:rPr>
+                <w:b/>
+                <w:color w:val="276749"/>
+                <w:sz w:val="19"/>
+              </w:rPr>
+              <w:t xml:space="preserve">💡 Speed Hack / Trick: </w:t>
+            </w:r>
+            <w:r>
+              <w:rPr>
+                <w:color w:val="2D3748"/>
+                <w:sz w:val="19"/>
+              </w:rPr>
+              <w:t>Reactivity toward nucleophilic addition: HCHO &gt; CH_3CHO &gt; CH_3COCH_3 (decreases with steric crowding and +I electron donation).</w:t>
+            </w:r>
+          </w:p>
+        </w:tc>
+      </w:tr>
+    </w:tbl>
+    <w:p>
+      <w:pPr>
+        <w:spacing w:before="120" w:after="40"/>
+      </w:pPr>
+      <w:r>
+        <w:rPr>
+          <w:b/>
+          <w:color w:val="1A365D"/>
+          <w:sz w:val="19"/>
+        </w:rPr>
+        <w:t>Source PYQs testing this concept:</w:t>
+      </w:r>
+    </w:p>
+    <w:p>
+      <w:pPr>
+        <w:pStyle w:val="ListBullet"/>
+        <w:spacing w:after="40"/>
+      </w:pPr>
+      <w:r>
+        <w:rPr>
+          <w:b/>
+          <w:sz w:val="18"/>
+        </w:rPr>
+        <w:t xml:space="preserve">[2026 Evening Shift] Q#1 (MCQ): </w:t>
+      </w:r>
+      <w:r>
+        <w:rPr>
+          <w:sz w:val="18"/>
+        </w:rPr>
+        <w:t xml:space="preserve">"Statement I : Compound (X), shown below, dissolves in NaHCO 3 solution and has two chiral carbon atoms Statement II : Compound (Y), shown be..."  </w:t>
+      </w:r>
+      <w:r>
+        <w:rPr>
+          <w:b/>
+          <w:color w:val="2B6CB0"/>
+          <w:sz w:val="18"/>
+        </w:rPr>
+        <w:t>[Ans: N/A]</w:t>
+      </w:r>
+    </w:p>
+    <w:p>
+      <w:pPr>
+        <w:pStyle w:val="ListBullet"/>
+        <w:spacing w:after="40"/>
+      </w:pPr>
+      <w:r>
+        <w:rPr>
+          <w:b/>
+          <w:sz w:val="18"/>
+        </w:rPr>
+        <w:t xml:space="preserve">[2026 Evening Shift] Q#2 (MCQ): </w:t>
+      </w:r>
+      <w:r>
+        <w:rPr>
+          <w:sz w:val="18"/>
+        </w:rPr>
+        <w:t xml:space="preserve">"' x ' is the product which is obtained by the hydrolysis of prop-1-yne in the presence of mercuric sulphate under dilute acidic medium at ..."  </w:t>
+      </w:r>
+      <w:r>
+        <w:rPr>
+          <w:b/>
+          <w:color w:val="2B6CB0"/>
+          <w:sz w:val="18"/>
+        </w:rPr>
+        <w:t>[Ans: N/A]</w:t>
+      </w:r>
+    </w:p>
+    <w:p>
+      <w:pPr>
+        <w:pStyle w:val="ListBullet"/>
+        <w:spacing w:after="40"/>
+      </w:pPr>
+      <w:r>
+        <w:rPr>
+          <w:b/>
+          <w:sz w:val="18"/>
+        </w:rPr>
+        <w:t xml:space="preserve">[2026 Evening Shift] Q#2 (MCQ): </w:t>
+      </w:r>
+      <w:r>
+        <w:rPr>
+          <w:sz w:val="18"/>
+        </w:rPr>
+        <w:t xml:space="preserve">"Given below are two statements: Statement I : The condensation reaction between CH_(3)-CH=O and under optimum pH will produce Statement II..."  </w:t>
+      </w:r>
+      <w:r>
+        <w:rPr>
+          <w:b/>
+          <w:color w:val="2B6CB0"/>
+          <w:sz w:val="18"/>
+        </w:rPr>
+        <w:t>[Ans: N/A]</w:t>
+      </w:r>
+    </w:p>
+    <w:p>
+      <w:pPr>
+        <w:spacing w:after="120"/>
+      </w:pPr>
+    </w:p>
+    <w:p>
+      <w:pPr>
+        <w:pStyle w:val="Heading2"/>
+      </w:pPr>
+      <w:r>
+        <w:rPr>
+          <w:color w:val="2B6CB0"/>
+          <w:sz w:val="24"/>
+        </w:rPr>
+        <w:t>3.2 Oxidation, Reduction &amp; Identification Tests (Very High Yield — 59 PYQs)</w:t>
       </w:r>
     </w:p>
     <w:p>
@@ -701,214 +909,6 @@
           <w:sz w:val="18"/>
         </w:rPr>
         <w:t xml:space="preserve">"A molecule (X) with following structure under mild acidic condition is hydrolysed to produce (Y) and (Z). Identify the correct statements ab..."  </w:t>
-      </w:r>
-      <w:r>
-        <w:rPr>
-          <w:b/>
-          <w:color w:val="2B6CB0"/>
-          <w:sz w:val="18"/>
-        </w:rPr>
-        <w:t>[Ans: N/A]</w:t>
-      </w:r>
-    </w:p>
-    <w:p>
-      <w:pPr>
-        <w:spacing w:after="120"/>
-      </w:pPr>
-    </w:p>
-    <w:p>
-      <w:pPr>
-        <w:pStyle w:val="Heading2"/>
-      </w:pPr>
-      <w:r>
-        <w:rPr>
-          <w:color w:val="2B6CB0"/>
-          <w:sz w:val="24"/>
-        </w:rPr>
-        <w:t>3.2 Nucleophilic Addition &amp; Carbonyl Condensation (Very High Yield — 89 PYQs)</w:t>
-      </w:r>
-    </w:p>
-    <w:p>
-      <w:r>
-        <w:rPr>
-          <w:b/>
-          <w:sz w:val="20"/>
-        </w:rPr>
-        <w:t xml:space="preserve">Core Principle: </w:t>
-      </w:r>
-      <w:r>
-        <w:rPr>
-          <w:sz w:val="20"/>
-        </w:rPr>
-        <w:t>Reversible nucleophilic additions, Aldol condensation mechanism, and Cannizzaro disproportionation of non-enolizable aldehydes.</w:t>
-      </w:r>
-    </w:p>
-    <w:tbl>
-      <w:tblPr>
-        <w:tblW w:type="auto" w:w="0"/>
-        <w:jc w:val="center"/>
-        <w:tblLook w:firstColumn="1" w:firstRow="1" w:lastColumn="0" w:lastRow="0" w:noHBand="0" w:noVBand="1" w:val="04A0"/>
-      </w:tblPr>
-      <w:tblGrid>
-        <w:gridCol w:w="10080"/>
-      </w:tblGrid>
-      <w:tr>
-        <w:tc>
-          <w:tcPr>
-            <w:tcW w:type="dxa" w:w="10080"/>
-            <w:shd w:fill="FFF5F5"/>
-            <w:tcMar>
-              <w:top w:w="100" w:type="dxa"/>
-              <w:bottom w:w="100" w:type="dxa"/>
-              <w:left w:w="150" w:type="dxa"/>
-              <w:right w:w="150" w:type="dxa"/>
-            </w:tcMar>
-          </w:tcPr>
-          <w:p>
-            <w:r>
-              <w:rPr>
-                <w:b/>
-                <w:color w:val="C53030"/>
-                <w:sz w:val="19"/>
-              </w:rPr>
-              <w:t xml:space="preserve">⚠️ Common Trap / JEE Pitfall: </w:t>
-            </w:r>
-            <w:r>
-              <w:rPr>
-                <w:color w:val="2D3748"/>
-                <w:sz w:val="19"/>
-              </w:rPr>
-              <w:t>Benzaldehyde and Formaldehyde lack α-hydrogen atoms, so they undergo CANNIZZARO reaction with concentrated NaOH, NOT Aldol condensation!</w:t>
-            </w:r>
-          </w:p>
-        </w:tc>
-      </w:tr>
-    </w:tbl>
-    <w:tbl>
-      <w:tblPr>
-        <w:tblW w:type="auto" w:w="0"/>
-        <w:jc w:val="center"/>
-        <w:tblLook w:firstColumn="1" w:firstRow="1" w:lastColumn="0" w:lastRow="0" w:noHBand="0" w:noVBand="1" w:val="04A0"/>
-      </w:tblPr>
-      <w:tblGrid>
-        <w:gridCol w:w="10080"/>
-      </w:tblGrid>
-      <w:tr>
-        <w:tc>
-          <w:tcPr>
-            <w:tcW w:type="dxa" w:w="10080"/>
-            <w:shd w:fill="F0FFF4"/>
-            <w:tcMar>
-              <w:top w:w="100" w:type="dxa"/>
-              <w:bottom w:w="100" w:type="dxa"/>
-              <w:left w:w="150" w:type="dxa"/>
-              <w:right w:w="150" w:type="dxa"/>
-            </w:tcMar>
-          </w:tcPr>
-          <w:p>
-            <w:r>
-              <w:rPr>
-                <w:b/>
-                <w:color w:val="276749"/>
-                <w:sz w:val="19"/>
-              </w:rPr>
-              <w:t xml:space="preserve">💡 Speed Hack / Trick: </w:t>
-            </w:r>
-            <w:r>
-              <w:rPr>
-                <w:color w:val="2D3748"/>
-                <w:sz w:val="19"/>
-              </w:rPr>
-              <w:t>Reactivity toward nucleophilic addition: HCHO &gt; CH_3CHO &gt; CH_3COCH_3 (decreases with steric crowding and +I electron donation).</w:t>
-            </w:r>
-          </w:p>
-        </w:tc>
-      </w:tr>
-    </w:tbl>
-    <w:p>
-      <w:pPr>
-        <w:spacing w:before="120" w:after="40"/>
-      </w:pPr>
-      <w:r>
-        <w:rPr>
-          <w:b/>
-          <w:color w:val="1A365D"/>
-          <w:sz w:val="19"/>
-        </w:rPr>
-        <w:t>Source PYQs testing this concept:</w:t>
-      </w:r>
-    </w:p>
-    <w:p>
-      <w:pPr>
-        <w:pStyle w:val="ListBullet"/>
-        <w:spacing w:after="40"/>
-      </w:pPr>
-      <w:r>
-        <w:rPr>
-          <w:b/>
-          <w:sz w:val="18"/>
-        </w:rPr>
-        <w:t xml:space="preserve">[2026 Evening Shift] Q#1 (MCQ): </w:t>
-      </w:r>
-      <w:r>
-        <w:rPr>
-          <w:sz w:val="18"/>
-        </w:rPr>
-        <w:t xml:space="preserve">"Iodoform test can differentiate between A. Methanol and Ethanol B. CH_(3)COOH and CH_(3)CH_(2)COOH C. Cyclohexene and cyclohexanone D. D..."  </w:t>
-      </w:r>
-      <w:r>
-        <w:rPr>
-          <w:b/>
-          <w:color w:val="2B6CB0"/>
-          <w:sz w:val="18"/>
-        </w:rPr>
-        <w:t>[Ans: N/A]</w:t>
-      </w:r>
-    </w:p>
-    <w:p>
-      <w:pPr>
-        <w:pStyle w:val="ListBullet"/>
-        <w:spacing w:after="40"/>
-      </w:pPr>
-      <w:r>
-        <w:rPr>
-          <w:b/>
-          <w:sz w:val="18"/>
-        </w:rPr>
-        <w:t xml:space="preserve">[2026 Evening Shift] Q#2 (MCQ): </w:t>
-      </w:r>
-      <w:r>
-        <w:rPr>
-          <w:sz w:val="18"/>
-        </w:rPr>
-        <w:t xml:space="preserve">"' x ' is the product which is obtained by the hydrolysis of prop-1-yne in the presence of mercuric sulphate under dilute acidic medium at ..."  </w:t>
-      </w:r>
-      <w:r>
-        <w:rPr>
-          <w:b/>
-          <w:color w:val="2B6CB0"/>
-          <w:sz w:val="18"/>
-        </w:rPr>
-        <w:t>[Ans: N/A]</w:t>
-      </w:r>
-    </w:p>
-    <w:p>
-      <w:pPr>
-        <w:pStyle w:val="ListBullet"/>
-        <w:spacing w:after="40"/>
-      </w:pPr>
-      <w:r>
-        <w:rPr>
-          <w:b/>
-          <w:sz w:val="18"/>
-        </w:rPr>
-        <w:t xml:space="preserve">[2026 Evening Shift] Q#2 (MCQ): </w:t>
-      </w:r>
-      <w:r>
-        <w:rPr>
-          <w:sz w:val="18"/>
-        </w:rPr>
-        <w:t xml:space="preserve">"Given below are two statements: Statement I : The condensation reaction between CH_(3)-CH=O and under optimum pH will produce Statement II..."  </w:t>
       </w:r>
       <w:r>
         <w:rPr>
